--- a/paper/persian/supplementary_isfahan.docx
+++ b/paper/persian/supplementary_isfahan.docx
@@ -2,7 +2,7 @@
 <file path=word/document.xml><?xml version="1.0" encoding="utf-8"?>
 <w:document xmlns:w="http://schemas.openxmlformats.org/wordprocessingml/2006/main" xmlns:m="http://schemas.openxmlformats.org/officeDocument/2006/math" xmlns:r="http://schemas.openxmlformats.org/officeDocument/2006/relationships" xmlns:o="urn:schemas-microsoft-com:office:office" xmlns:v="urn:schemas-microsoft-com:vml" xmlns:w10="urn:schemas-microsoft-com:office:word" xmlns:a="http://schemas.openxmlformats.org/drawingml/2006/main" xmlns:pic="http://schemas.openxmlformats.org/drawingml/2006/picture" xmlns:wp="http://schemas.openxmlformats.org/drawingml/2006/wordprocessingDrawing">
   <w:body>
-    <w:bookmarkStart w:id="22" w:name="پروندهی-تکمیلی-الکترونیکی"/>
+    <w:bookmarkStart w:id="40" w:name="پروندهی-تکمیلی-الکترونیکی"/>
     <w:p>
       <w:pPr>
         <w:pStyle w:val="Heading1"/>
@@ -17,7 +17,7 @@
         <w:t xml:space="preserve">پرونده‌ی تکمیلیِ الکترونیکی</w:t>
       </w:r>
     </w:p>
-    <w:bookmarkStart w:id="21" w:name="اوج-طیف-خشم-در-قرآن-کریم-شکلهای-تکمیلی"/>
+    <w:bookmarkStart w:id="39" w:name="اوج-طیف-خشم-در-قرآن-کریم-شکلهای-مقاله"/>
     <w:p>
       <w:pPr>
         <w:pStyle w:val="Heading2"/>
@@ -29,7 +29,7 @@
           <w:rtl/>
           <w:lang w:val="fa"/>
         </w:rPr>
-        <w:t xml:space="preserve">اوجِ طیفِ خشم در قرآن کریم — شکل‌های تکمیلی</w:t>
+        <w:t xml:space="preserve">اوجِ طیفِ خشم در قرآن کریم — شکل‌های مقاله</w:t>
       </w:r>
     </w:p>
     <w:p>
@@ -43,7 +43,7 @@
           <w:rtl/>
           <w:lang w:val="fa"/>
         </w:rPr>
-        <w:t xml:space="preserve">این پرونده شامل چهار شکلِ تکمیلیِ مقاله است (شکل‌های ۲، ۶، ۷ و ۹). شماره‌گذاری مطابقِ متنِ اصلیِ مقاله نگاه داشته شده است تا ارجاع‌های درون‌متنی (مانندِ «نک. شکلِ ۲») مستقیماً به همین شکل‌ها اشاره کنند.</w:t>
+        <w:t xml:space="preserve">برای فشرده‌سازیِ متنِ اصلیِ مقاله، همه‌ی شکل‌های پژوهش (شکل‌های ۱ تا ۱۰) در این پرونده گرد آمده‌اند. شماره‌گذاری دقیقاً مطابقِ متنِ اصلی است؛ ارجاع‌های درون‌متنی (مانندِ «نک. شکلِ ۱») به همین شکل‌ها اشاره دارند.</w:t>
       </w:r>
     </w:p>
     <w:p>
@@ -57,20 +57,129 @@
         </w:rPr>
         <w:drawing>
           <wp:inline>
-            <wp:extent cx="3292602" cy="2540007"/>
+            <wp:extent cx="3292602" cy="1286172"/>
             <wp:effectExtent b="0" l="0" r="0" t="0"/>
-            <wp:docPr descr="شکلِ ۲. شجره‌ی نظریِ پژوهش‌های قرآنیِ شناختی-معناشناسیِ ایرانی، از ایزوتسو (۱۳۳۸ ش) تا پژوهشِ حاضر (۱۴۰۵ ش)؛ شش گرهِ کانونی و سه افزوده‌ی نظریِ این پژوهش." title="" id="10" name="Picture"/>
+            <wp:docPr descr="شکلِ ۱. پیوستارِ شش‌مرحله‌ایِ طیفِ خشم بر محورِ شدتِ کنش؛ سطحِ هر گره با بسامدِ ریشه متناسب است (پیکره‌ی دوکس، ۲۰۱۱). تحلیلِ مرحله‌ای در بندِ ۵-۲ تا ۵-۶." title="" id="10" name="Picture"/>
             <a:graphic>
               <a:graphicData uri="http://schemas.openxmlformats.org/drawingml/2006/picture">
                 <pic:pic>
                   <pic:nvPicPr>
-                    <pic:cNvPr descr="fig10_genealogy.png" id="11" name="Picture"/>
+                    <pic:cNvPr descr="fig1_continuum.png" id="11" name="Picture"/>
                     <pic:cNvPicPr>
                       <a:picLocks noChangeArrowheads="1" noChangeAspect="1"/>
                     </pic:cNvPicPr>
                   </pic:nvPicPr>
                   <pic:blipFill>
                     <a:blip r:embed="rId9"/>
+                    <a:stretch>
+                      <a:fillRect/>
+                    </a:stretch>
+                  </pic:blipFill>
+                  <pic:spPr bwMode="auto">
+                    <a:xfrm>
+                      <a:off x="0" y="0"/>
+                      <a:ext cx="3292602" cy="1286172"/>
+                    </a:xfrm>
+                    <a:prstGeom prst="rect">
+                      <a:avLst/>
+                    </a:prstGeom>
+                    <a:noFill/>
+                    <a:ln w="9525">
+                      <a:noFill/>
+                      <a:headEnd/>
+                      <a:tailEnd/>
+                    </a:ln>
+                  </pic:spPr>
+                </pic:pic>
+              </a:graphicData>
+            </a:graphic>
+          </wp:inline>
+        </w:drawing>
+      </w:r>
+    </w:p>
+    <w:p>
+      <w:pPr>
+        <w:pStyle w:val="ImageCaption"/>
+        <w:bidi/>
+      </w:pPr>
+      <w:r>
+        <w:rPr>
+          <w:rFonts w:ascii="Times New Roman" w:hAnsi="Times New Roman" w:cs="B Lotus"/>
+          <w:b/>
+          <w:bCs/>
+          <w:rtl/>
+          <w:lang w:val="fa"/>
+        </w:rPr>
+        <w:t xml:space="preserve">شکلِ ۱.</w:t>
+      </w:r>
+      <w:r>
+        <w:rPr>
+          <w:rFonts w:ascii="Times New Roman" w:hAnsi="Times New Roman" w:cs="B Lotus"/>
+          <w:rtl/>
+          <w:lang w:val="fa"/>
+        </w:rPr>
+        <w:t xml:space="preserve"> </w:t>
+      </w:r>
+      <w:r>
+        <w:rPr>
+          <w:rFonts w:ascii="Times New Roman" w:hAnsi="Times New Roman" w:cs="B Lotus"/>
+          <w:rtl/>
+          <w:lang w:val="fa"/>
+        </w:rPr>
+        <w:t xml:space="preserve">پیوستارِ شش‌مرحله‌ایِ طیفِ خشم بر محورِ</w:t>
+      </w:r>
+      <w:r>
+        <w:rPr>
+          <w:rFonts w:ascii="Times New Roman" w:hAnsi="Times New Roman" w:cs="B Lotus"/>
+          <w:rtl/>
+          <w:lang w:val="fa"/>
+        </w:rPr>
+        <w:t xml:space="preserve"> </w:t>
+      </w:r>
+      <w:r>
+        <w:rPr>
+          <w:rFonts w:ascii="Times New Roman" w:hAnsi="Times New Roman" w:cs="B Lotus"/>
+          <w:i/>
+          <w:iCs/>
+          <w:rtl/>
+          <w:lang w:val="fa"/>
+        </w:rPr>
+        <w:t xml:space="preserve">شدتِ کنش</w:t>
+      </w:r>
+      <w:r>
+        <w:rPr>
+          <w:rFonts w:ascii="Times New Roman" w:hAnsi="Times New Roman" w:cs="B Lotus"/>
+          <w:rtl/>
+          <w:lang w:val="fa"/>
+        </w:rPr>
+        <w:t xml:space="preserve">؛ سطحِ هر گره با بسامدِ ریشه متناسب است (پیکره‌ی دوکس، ۲۰۱۱). تحلیلِ مرحله‌ای در بندِ ۵-۲ تا ۵-۶.</w:t>
+      </w:r>
+    </w:p>
+    <w:p>
+      <w:pPr>
+        <w:pStyle w:val="CaptionedFigure"/>
+        <w:bidi/>
+      </w:pPr>
+      <w:r>
+        <w:rPr>
+          <w:rFonts w:ascii="Times New Roman" w:hAnsi="Times New Roman" w:cs="B Lotus"/>
+        </w:rPr>
+        <w:drawing>
+          <wp:inline>
+            <wp:extent cx="3292602" cy="2540007"/>
+            <wp:effectExtent b="0" l="0" r="0" t="0"/>
+            <wp:docPr descr="شکلِ ۲. شجره‌ی نظریِ پژوهش‌های قرآنیِ شناختی-معناشناسیِ ایرانی، از ایزوتسو (۱۳۳۸ ش) تا پژوهشِ حاضر (۱۴۰۵ ش)؛ شش گرهِ کانونی و سه افزوده‌ی نظریِ این پژوهش." title="" id="13" name="Picture"/>
+            <a:graphic>
+              <a:graphicData uri="http://schemas.openxmlformats.org/drawingml/2006/picture">
+                <pic:pic>
+                  <pic:nvPicPr>
+                    <pic:cNvPr descr="fig10_genealogy.png" id="14" name="Picture"/>
+                    <pic:cNvPicPr>
+                      <a:picLocks noChangeArrowheads="1" noChangeAspect="1"/>
+                    </pic:cNvPicPr>
+                  </pic:nvPicPr>
+                  <pic:blipFill>
+                    <a:blip r:embed="rId12"/>
                     <a:stretch>
                       <a:fillRect/>
                     </a:stretch>
@@ -140,20 +249,485 @@
         </w:rPr>
         <w:drawing>
           <wp:inline>
-            <wp:extent cx="3292602" cy="1347928"/>
+            <wp:extent cx="3292602" cy="2257784"/>
             <wp:effectExtent b="0" l="0" r="0" t="0"/>
-            <wp:docPr descr="شکلِ ۶. پروفایلِ ریخت‌شناختیِ ۱۴ ریشه به‌تفکیکِ جزءِ سخن. مراحلِ ۱ و ۲ غالباً فعلی‌اند (حُزن ۸۸٪)؛ مرحله‌ی ۴ بیشتر اسمی (غضب: ۱۶ اسم / ۶ فعل)؛ مرحله‌ی ۶ بیشترین اسمی‌شدگی را دارد — تثبیتِ پیامدها در حکمِ ویژگیِ پایدار، نه فرآیندِ گذرا." title="" id="13" name="Picture"/>
+            <wp:docPr descr="شکلِ ۳. نقشه‌ی تطبیقیِ نُه مفسّر بر سه‌گانه‌ی غضب-غیظ-بَغی؛ هم‌گرایی‌ها و واگرایی‌های بین‌سنّتی در دو جعبه‌ی پایین (تفصیل در بندِ ۵-۴ تا ۵-۶)." title="" id="16" name="Picture"/>
             <a:graphic>
               <a:graphicData uri="http://schemas.openxmlformats.org/drawingml/2006/picture">
                 <pic:pic>
                   <pic:nvPicPr>
-                    <pic:cNvPr descr="fig5_morphology_stack.png" id="14" name="Picture"/>
+                    <pic:cNvPr descr="fig8_mufassir.png" id="17" name="Picture"/>
                     <pic:cNvPicPr>
                       <a:picLocks noChangeArrowheads="1" noChangeAspect="1"/>
                     </pic:cNvPicPr>
                   </pic:nvPicPr>
                   <pic:blipFill>
-                    <a:blip r:embed="rId12"/>
+                    <a:blip r:embed="rId15"/>
+                    <a:stretch>
+                      <a:fillRect/>
+                    </a:stretch>
+                  </pic:blipFill>
+                  <pic:spPr bwMode="auto">
+                    <a:xfrm>
+                      <a:off x="0" y="0"/>
+                      <a:ext cx="3292602" cy="2257784"/>
+                    </a:xfrm>
+                    <a:prstGeom prst="rect">
+                      <a:avLst/>
+                    </a:prstGeom>
+                    <a:noFill/>
+                    <a:ln w="9525">
+                      <a:noFill/>
+                      <a:headEnd/>
+                      <a:tailEnd/>
+                    </a:ln>
+                  </pic:spPr>
+                </pic:pic>
+              </a:graphicData>
+            </a:graphic>
+          </wp:inline>
+        </w:drawing>
+      </w:r>
+    </w:p>
+    <w:p>
+      <w:pPr>
+        <w:pStyle w:val="ImageCaption"/>
+        <w:bidi/>
+      </w:pPr>
+      <w:r>
+        <w:rPr>
+          <w:rFonts w:ascii="Times New Roman" w:hAnsi="Times New Roman" w:cs="B Lotus"/>
+          <w:b/>
+          <w:bCs/>
+          <w:rtl/>
+          <w:lang w:val="fa"/>
+        </w:rPr>
+        <w:t xml:space="preserve">شکلِ ۳.</w:t>
+      </w:r>
+      <w:r>
+        <w:rPr>
+          <w:rFonts w:ascii="Times New Roman" w:hAnsi="Times New Roman" w:cs="B Lotus"/>
+          <w:rtl/>
+          <w:lang w:val="fa"/>
+        </w:rPr>
+        <w:t xml:space="preserve"> </w:t>
+      </w:r>
+      <w:r>
+        <w:rPr>
+          <w:rFonts w:ascii="Times New Roman" w:hAnsi="Times New Roman" w:cs="B Lotus"/>
+          <w:rtl/>
+          <w:lang w:val="fa"/>
+        </w:rPr>
+        <w:t xml:space="preserve">نقشه‌ی تطبیقیِ نُه مفسّر بر سه‌گانه‌ی غضب-غیظ-بَغی؛ هم‌گرایی‌ها و واگرایی‌های بین‌سنّتی در دو جعبه‌ی پایین (تفصیل در بندِ ۵-۴ تا ۵-۶).</w:t>
+      </w:r>
+    </w:p>
+    <w:p>
+      <w:pPr>
+        <w:pStyle w:val="CaptionedFigure"/>
+        <w:bidi/>
+      </w:pPr>
+      <w:r>
+        <w:rPr>
+          <w:rFonts w:ascii="Times New Roman" w:hAnsi="Times New Roman" w:cs="B Lotus"/>
+        </w:rPr>
+        <w:drawing>
+          <wp:inline>
+            <wp:extent cx="3292602" cy="1240439"/>
+            <wp:effectExtent b="0" l="0" r="0" t="0"/>
+            <wp:docPr descr="شکلِ ۴. بسامدِ ۳۱۲ موردِ کانونیِ طیف. پنلِ راست: بسامد به‌تفکیکِ ریشه (رنگِ میله = کدِ مرحله). پنلِ چپ: مجموعِ هر مرحله. آزمونِ خی-دوی مرحله‌ای، شاهدِ تمرکزِ گفتمانی (نه ساختارِ مرتبه‌ایِ شدت) است: \chi^2(5) = 227.15، p &lt; 0.001 (مجانبی) / p = 0.24 (جایگشتی، مقدارِ قابلِ‌اعتماد)." title="" id="19" name="Picture"/>
+            <a:graphic>
+              <a:graphicData uri="http://schemas.openxmlformats.org/drawingml/2006/picture">
+                <pic:pic>
+                  <pic:nvPicPr>
+                    <pic:cNvPr descr="fig2_frequency_by_stage.png" id="20" name="Picture"/>
+                    <pic:cNvPicPr>
+                      <a:picLocks noChangeArrowheads="1" noChangeAspect="1"/>
+                    </pic:cNvPicPr>
+                  </pic:nvPicPr>
+                  <pic:blipFill>
+                    <a:blip r:embed="rId18"/>
+                    <a:stretch>
+                      <a:fillRect/>
+                    </a:stretch>
+                  </pic:blipFill>
+                  <pic:spPr bwMode="auto">
+                    <a:xfrm>
+                      <a:off x="0" y="0"/>
+                      <a:ext cx="3292602" cy="1240439"/>
+                    </a:xfrm>
+                    <a:prstGeom prst="rect">
+                      <a:avLst/>
+                    </a:prstGeom>
+                    <a:noFill/>
+                    <a:ln w="9525">
+                      <a:noFill/>
+                      <a:headEnd/>
+                      <a:tailEnd/>
+                    </a:ln>
+                  </pic:spPr>
+                </pic:pic>
+              </a:graphicData>
+            </a:graphic>
+          </wp:inline>
+        </w:drawing>
+      </w:r>
+    </w:p>
+    <w:p>
+      <w:pPr>
+        <w:pStyle w:val="ImageCaption"/>
+        <w:bidi/>
+      </w:pPr>
+      <w:r>
+        <w:rPr>
+          <w:rFonts w:ascii="Times New Roman" w:hAnsi="Times New Roman" w:cs="B Lotus"/>
+          <w:b/>
+          <w:bCs/>
+          <w:rtl/>
+          <w:lang w:val="fa"/>
+        </w:rPr>
+        <w:t xml:space="preserve">شکلِ ۴.</w:t>
+      </w:r>
+      <w:r>
+        <w:rPr>
+          <w:rFonts w:ascii="Times New Roman" w:hAnsi="Times New Roman" w:cs="B Lotus"/>
+          <w:rtl/>
+          <w:lang w:val="fa"/>
+        </w:rPr>
+        <w:t xml:space="preserve"> </w:t>
+      </w:r>
+      <w:r>
+        <w:rPr>
+          <w:rFonts w:ascii="Times New Roman" w:hAnsi="Times New Roman" w:cs="B Lotus"/>
+          <w:rtl/>
+          <w:lang w:val="fa"/>
+        </w:rPr>
+        <w:t xml:space="preserve">بسامدِ ۳۱۲ موردِ کانونیِ طیف.</w:t>
+      </w:r>
+      <w:r>
+        <w:rPr>
+          <w:rFonts w:ascii="Times New Roman" w:hAnsi="Times New Roman" w:cs="B Lotus"/>
+          <w:rtl/>
+          <w:lang w:val="fa"/>
+        </w:rPr>
+        <w:t xml:space="preserve"> </w:t>
+      </w:r>
+      <w:r>
+        <w:rPr>
+          <w:rFonts w:ascii="Times New Roman" w:hAnsi="Times New Roman" w:cs="B Lotus"/>
+          <w:i/>
+          <w:iCs/>
+          <w:rtl/>
+          <w:lang w:val="fa"/>
+        </w:rPr>
+        <w:t xml:space="preserve">پنلِ راست</w:t>
+      </w:r>
+      <w:r>
+        <w:rPr>
+          <w:rFonts w:ascii="Times New Roman" w:hAnsi="Times New Roman" w:cs="B Lotus"/>
+          <w:rtl/>
+          <w:lang w:val="fa"/>
+        </w:rPr>
+        <w:t xml:space="preserve">: بسامد به‌تفکیکِ ریشه (رنگِ میله = کدِ مرحله).</w:t>
+      </w:r>
+      <w:r>
+        <w:rPr>
+          <w:rFonts w:ascii="Times New Roman" w:hAnsi="Times New Roman" w:cs="B Lotus"/>
+          <w:rtl/>
+          <w:lang w:val="fa"/>
+        </w:rPr>
+        <w:t xml:space="preserve"> </w:t>
+      </w:r>
+      <w:r>
+        <w:rPr>
+          <w:rFonts w:ascii="Times New Roman" w:hAnsi="Times New Roman" w:cs="B Lotus"/>
+          <w:i/>
+          <w:iCs/>
+          <w:rtl/>
+          <w:lang w:val="fa"/>
+        </w:rPr>
+        <w:t xml:space="preserve">پنلِ چپ</w:t>
+      </w:r>
+      <w:r>
+        <w:rPr>
+          <w:rFonts w:ascii="Times New Roman" w:hAnsi="Times New Roman" w:cs="B Lotus"/>
+          <w:rtl/>
+          <w:lang w:val="fa"/>
+        </w:rPr>
+        <w:t xml:space="preserve">: مجموعِ هر مرحله. آزمونِ خی-دوی مرحله‌ای، شاهدِ</w:t>
+      </w:r>
+      <w:r>
+        <w:rPr>
+          <w:rFonts w:ascii="Times New Roman" w:hAnsi="Times New Roman" w:cs="B Lotus"/>
+          <w:rtl/>
+          <w:lang w:val="fa"/>
+        </w:rPr>
+        <w:t xml:space="preserve"> </w:t>
+      </w:r>
+      <w:r>
+        <w:rPr>
+          <w:rFonts w:ascii="Times New Roman" w:hAnsi="Times New Roman" w:cs="B Lotus"/>
+          <w:i/>
+          <w:iCs/>
+          <w:rtl/>
+          <w:lang w:val="fa"/>
+        </w:rPr>
+        <w:t xml:space="preserve">تمرکزِ گفتمانی</w:t>
+      </w:r>
+      <w:r>
+        <w:rPr>
+          <w:rFonts w:ascii="Times New Roman" w:hAnsi="Times New Roman" w:cs="B Lotus"/>
+          <w:rtl/>
+          <w:lang w:val="fa"/>
+        </w:rPr>
+        <w:t xml:space="preserve"> </w:t>
+      </w:r>
+      <w:r>
+        <w:rPr>
+          <w:rFonts w:ascii="Times New Roman" w:hAnsi="Times New Roman" w:cs="B Lotus"/>
+          <w:rtl/>
+          <w:lang w:val="fa"/>
+        </w:rPr>
+        <w:t xml:space="preserve">(نه ساختارِ مرتبه‌ایِ شدت) است:</w:t>
+      </w:r>
+      <w:r>
+        <w:rPr>
+          <w:rFonts w:ascii="Times New Roman" w:hAnsi="Times New Roman" w:cs="B Lotus"/>
+          <w:rtl/>
+          <w:lang w:val="fa"/>
+        </w:rPr>
+        <w:t xml:space="preserve"> </w:t>
+      </w:r>
+      <m:oMath>
+        <m:sSup>
+          <m:e>
+            <m:r>
+              <m:t>χ</m:t>
+            </m:r>
+          </m:e>
+          <m:sup>
+            <m:r>
+              <m:t>2</m:t>
+            </m:r>
+          </m:sup>
+        </m:sSup>
+        <m:r>
+          <m:rPr>
+            <m:sty m:val="p"/>
+          </m:rPr>
+          <m:t>(</m:t>
+        </m:r>
+        <m:r>
+          <m:t>5</m:t>
+        </m:r>
+        <m:r>
+          <m:rPr>
+            <m:sty m:val="p"/>
+          </m:rPr>
+          <m:t>)</m:t>
+        </m:r>
+        <m:r>
+          <m:rPr>
+            <m:sty m:val="p"/>
+          </m:rPr>
+          <m:t>=</m:t>
+        </m:r>
+        <m:r>
+          <m:t>227.15</m:t>
+        </m:r>
+      </m:oMath>
+      <w:r>
+        <w:rPr>
+          <w:rFonts w:ascii="Times New Roman" w:hAnsi="Times New Roman" w:cs="B Lotus"/>
+          <w:rtl/>
+          <w:lang w:val="fa"/>
+        </w:rPr>
+        <w:t xml:space="preserve">،</w:t>
+      </w:r>
+      <w:r>
+        <w:rPr>
+          <w:rFonts w:ascii="Times New Roman" w:hAnsi="Times New Roman" w:cs="B Lotus"/>
+          <w:rtl/>
+          <w:lang w:val="fa"/>
+        </w:rPr>
+        <w:t xml:space="preserve"> </w:t>
+      </w:r>
+      <m:oMath>
+        <m:r>
+          <m:t>p</m:t>
+        </m:r>
+        <m:r>
+          <m:rPr>
+            <m:sty m:val="p"/>
+          </m:rPr>
+          <m:t>&lt;</m:t>
+        </m:r>
+        <m:r>
+          <m:t>0.001</m:t>
+        </m:r>
+      </m:oMath>
+      <w:r>
+        <w:rPr>
+          <w:rFonts w:ascii="Times New Roman" w:hAnsi="Times New Roman" w:cs="B Lotus"/>
+          <w:rtl/>
+          <w:lang w:val="fa"/>
+        </w:rPr>
+        <w:t xml:space="preserve"> </w:t>
+      </w:r>
+      <w:r>
+        <w:rPr>
+          <w:rFonts w:ascii="Times New Roman" w:hAnsi="Times New Roman" w:cs="B Lotus"/>
+          <w:rtl/>
+          <w:lang w:val="fa"/>
+        </w:rPr>
+        <w:t xml:space="preserve">(مجانبی) /</w:t>
+      </w:r>
+      <w:r>
+        <w:rPr>
+          <w:rFonts w:ascii="Times New Roman" w:hAnsi="Times New Roman" w:cs="B Lotus"/>
+          <w:rtl/>
+          <w:lang w:val="fa"/>
+        </w:rPr>
+        <w:t xml:space="preserve"> </w:t>
+      </w:r>
+      <m:oMath>
+        <m:r>
+          <m:t>p</m:t>
+        </m:r>
+        <m:r>
+          <m:rPr>
+            <m:sty m:val="p"/>
+          </m:rPr>
+          <m:t>=</m:t>
+        </m:r>
+        <m:r>
+          <m:t>0.24</m:t>
+        </m:r>
+      </m:oMath>
+      <w:r>
+        <w:rPr>
+          <w:rFonts w:ascii="Times New Roman" w:hAnsi="Times New Roman" w:cs="B Lotus"/>
+          <w:rtl/>
+          <w:lang w:val="fa"/>
+        </w:rPr>
+        <w:t xml:space="preserve"> </w:t>
+      </w:r>
+      <w:r>
+        <w:rPr>
+          <w:rFonts w:ascii="Times New Roman" w:hAnsi="Times New Roman" w:cs="B Lotus"/>
+          <w:rtl/>
+          <w:lang w:val="fa"/>
+        </w:rPr>
+        <w:t xml:space="preserve">(جایگشتی، مقدارِ قابلِ‌اعتماد).</w:t>
+      </w:r>
+    </w:p>
+    <w:p>
+      <w:pPr>
+        <w:pStyle w:val="CaptionedFigure"/>
+        <w:bidi/>
+      </w:pPr>
+      <w:r>
+        <w:rPr>
+          <w:rFonts w:ascii="Times New Roman" w:hAnsi="Times New Roman" w:cs="B Lotus"/>
+        </w:rPr>
+        <w:drawing>
+          <wp:inline>
+            <wp:extent cx="3292602" cy="1292330"/>
+            <wp:effectExtent b="0" l="0" r="0" t="0"/>
+            <wp:docPr descr="شکلِ ۵. توزیعِ مکّی/مدنیِ ۱۴ ریشه‌ی کانونی (اعداد = نسبتِ خام). ریشه‌های معنادار پس از تصحیحِ هولم: کَره (مدنی-غالب)، سَخَط (انحصاراً مدنی)، بَغی (مدنی)، غیظ (مدنی). نک. جدولِ ۲ برای p خام و p هولم به‌تفکیک." title="" id="22" name="Picture"/>
+            <a:graphic>
+              <a:graphicData uri="http://schemas.openxmlformats.org/drawingml/2006/picture">
+                <pic:pic>
+                  <pic:nvPicPr>
+                    <pic:cNvPr descr="fig3_meccan_medinan.png" id="23" name="Picture"/>
+                    <pic:cNvPicPr>
+                      <a:picLocks noChangeArrowheads="1" noChangeAspect="1"/>
+                    </pic:cNvPicPr>
+                  </pic:nvPicPr>
+                  <pic:blipFill>
+                    <a:blip r:embed="rId21"/>
+                    <a:stretch>
+                      <a:fillRect/>
+                    </a:stretch>
+                  </pic:blipFill>
+                  <pic:spPr bwMode="auto">
+                    <a:xfrm>
+                      <a:off x="0" y="0"/>
+                      <a:ext cx="3292602" cy="1292330"/>
+                    </a:xfrm>
+                    <a:prstGeom prst="rect">
+                      <a:avLst/>
+                    </a:prstGeom>
+                    <a:noFill/>
+                    <a:ln w="9525">
+                      <a:noFill/>
+                      <a:headEnd/>
+                      <a:tailEnd/>
+                    </a:ln>
+                  </pic:spPr>
+                </pic:pic>
+              </a:graphicData>
+            </a:graphic>
+          </wp:inline>
+        </w:drawing>
+      </w:r>
+    </w:p>
+    <w:p>
+      <w:pPr>
+        <w:pStyle w:val="ImageCaption"/>
+        <w:bidi/>
+      </w:pPr>
+      <w:r>
+        <w:rPr>
+          <w:rFonts w:ascii="Times New Roman" w:hAnsi="Times New Roman" w:cs="B Lotus"/>
+          <w:b/>
+          <w:bCs/>
+          <w:rtl/>
+          <w:lang w:val="fa"/>
+        </w:rPr>
+        <w:t xml:space="preserve">شکلِ ۵.</w:t>
+      </w:r>
+      <w:r>
+        <w:rPr>
+          <w:rFonts w:ascii="Times New Roman" w:hAnsi="Times New Roman" w:cs="B Lotus"/>
+          <w:rtl/>
+          <w:lang w:val="fa"/>
+        </w:rPr>
+        <w:t xml:space="preserve"> </w:t>
+      </w:r>
+      <w:r>
+        <w:rPr>
+          <w:rFonts w:ascii="Times New Roman" w:hAnsi="Times New Roman" w:cs="B Lotus"/>
+          <w:rtl/>
+          <w:lang w:val="fa"/>
+        </w:rPr>
+        <w:t xml:space="preserve">توزیعِ مکّی/مدنیِ ۱۴ ریشه‌ی کانونی (اعداد = نسبتِ خام). ریشه‌های معنادار پس از تصحیحِ هولم: کَره (مدنی-غالب)، سَخَط (انحصاراً مدنی)، بَغی (مدنی)، غیظ (مدنی). نک. جدولِ ۲ برای p خام و p هولم به‌تفکیک.</w:t>
+      </w:r>
+    </w:p>
+    <w:p>
+      <w:pPr>
+        <w:pStyle w:val="CaptionedFigure"/>
+        <w:bidi/>
+      </w:pPr>
+      <w:r>
+        <w:rPr>
+          <w:rFonts w:ascii="Times New Roman" w:hAnsi="Times New Roman" w:cs="B Lotus"/>
+        </w:rPr>
+        <w:drawing>
+          <wp:inline>
+            <wp:extent cx="3292602" cy="1347928"/>
+            <wp:effectExtent b="0" l="0" r="0" t="0"/>
+            <wp:docPr descr="شکلِ ۶. پروفایلِ ریخت‌شناختیِ ۱۴ ریشه به‌تفکیکِ جزءِ سخن. مراحلِ ۱ و ۲ غالباً فعلی‌اند (حُزن ۸۸٪)؛ مرحله‌ی ۴ بیشتر اسمی (غضب: ۱۶ اسم / ۶ فعل)؛ مرحله‌ی ۶ بیشترین اسمی‌شدگی را دارد — تثبیتِ پیامدها در حکمِ ویژگیِ پایدار، نه فرآیندِ گذرا." title="" id="25" name="Picture"/>
+            <a:graphic>
+              <a:graphicData uri="http://schemas.openxmlformats.org/drawingml/2006/picture">
+                <pic:pic>
+                  <pic:nvPicPr>
+                    <pic:cNvPr descr="fig5_morphology_stack.png" id="26" name="Picture"/>
+                    <pic:cNvPicPr>
+                      <a:picLocks noChangeArrowheads="1" noChangeAspect="1"/>
+                    </pic:cNvPicPr>
+                  </pic:nvPicPr>
+                  <pic:blipFill>
+                    <a:blip r:embed="rId24"/>
                     <a:stretch>
                       <a:fillRect/>
                     </a:stretch>
@@ -225,18 +799,18 @@
           <wp:inline>
             <wp:extent cx="3292602" cy="1099817"/>
             <wp:effectExtent b="0" l="0" r="0" t="0"/>
-            <wp:docPr descr="شکلِ ۷. سه سنجه‌ی مرکزیت بر شبکه‌ی هم‌رخدادگیری: (الف) درجه‌ی وزن‌دار، (ب) بینابینی، (ج) نزدیکی. بَغی بالاترین مرکزیتِ نزدیکی را دارد (۰٫۵۵) و در بینابینی با غضب و أَسَف هم‌رتبه است. ضِیق و حُزن نیز نزدیکیِ بالایی نشان می‌دهند — خوشه‌ی فشارِ درونی از حیثِ ساختار، مرکزی است. مرکزیتِ نزدیکی سنجه‌ی اصلیِ این‌جاست؛ مرکزیتِ بینابینی به‌سببِ فاصله‌ی اطمینانِ صفر-شامل برای همه‌ی گره‌ها صرفاً تصویرگرانه است." title="" id="16" name="Picture"/>
+            <wp:docPr descr="شکلِ ۷. سه سنجه‌ی مرکزیت بر شبکه‌ی هم‌رخدادگیری: (الف) درجه‌ی وزن‌دار، (ب) بینابینی، (ج) نزدیکی. بَغی بالاترین مرکزیتِ نزدیکی را دارد (۰٫۵۵) و در بینابینی با غضب و أَسَف هم‌رتبه است. ضِیق و حُزن نیز نزدیکیِ بالایی نشان می‌دهند — خوشه‌ی فشارِ درونی از حیثِ ساختار، مرکزی است. مرکزیتِ نزدیکی سنجه‌ی اصلیِ این‌جاست؛ مرکزیتِ بینابینی به‌سببِ فاصله‌ی اطمینانِ صفر-شامل برای همه‌ی گره‌ها صرفاً تصویرگرانه است." title="" id="28" name="Picture"/>
             <a:graphic>
               <a:graphicData uri="http://schemas.openxmlformats.org/drawingml/2006/picture">
                 <pic:pic>
                   <pic:nvPicPr>
-                    <pic:cNvPr descr="fig7_centrality.png" id="17" name="Picture"/>
+                    <pic:cNvPr descr="fig7_centrality.png" id="29" name="Picture"/>
                     <pic:cNvPicPr>
                       <a:picLocks noChangeArrowheads="1" noChangeAspect="1"/>
                     </pic:cNvPicPr>
                   </pic:nvPicPr>
                   <pic:blipFill>
-                    <a:blip r:embed="rId15"/>
+                    <a:blip r:embed="rId27"/>
                     <a:stretch>
                       <a:fillRect/>
                     </a:stretch>
@@ -306,20 +880,137 @@
         </w:rPr>
         <w:drawing>
           <wp:inline>
-            <wp:extent cx="3292602" cy="2079210"/>
+            <wp:extent cx="3292602" cy="3385457"/>
             <wp:effectExtent b="0" l="0" r="0" t="0"/>
-            <wp:docPr descr="شکلِ ۹. شبکه‌ی هم‌رخدادگیریِ آیه‌ایِ ۱۴ ریشه. وزنِ یال = شمارِ آیاتِ مشترک. قوی‌ترین یال: حُزن—ضِیق (۳). بَغی به‌عنوانِ گرهِ میانجی، خشم را به ارزیابیِ اخلاقیِ گسترده‌تر پیوند می‌دهد (نک. بندِ ۵-۶-۱)." title="" id="19" name="Picture"/>
+            <wp:docPr descr="شکلِ ۸. عملیاتی‌سازیِ قرآنیِ استعاره‌ی خشم به‌مثابه‌ی ظرفِ تحتِ فشار در مثلثِ غضب ← غیظ+کَظم ← تَمَیُّز (تفصیل در بندِ ۵-۵)." title="" id="31" name="Picture"/>
             <a:graphic>
               <a:graphicData uri="http://schemas.openxmlformats.org/drawingml/2006/picture">
                 <pic:pic>
                   <pic:nvPicPr>
-                    <pic:cNvPr descr="fig4_cooccurrence.png" id="20" name="Picture"/>
+                    <pic:cNvPr descr="fig6_metaphor_diagram.png" id="32" name="Picture"/>
                     <pic:cNvPicPr>
                       <a:picLocks noChangeArrowheads="1" noChangeAspect="1"/>
                     </pic:cNvPicPr>
                   </pic:nvPicPr>
                   <pic:blipFill>
-                    <a:blip r:embed="rId18"/>
+                    <a:blip r:embed="rId30"/>
+                    <a:stretch>
+                      <a:fillRect/>
+                    </a:stretch>
+                  </pic:blipFill>
+                  <pic:spPr bwMode="auto">
+                    <a:xfrm>
+                      <a:off x="0" y="0"/>
+                      <a:ext cx="3292602" cy="3385457"/>
+                    </a:xfrm>
+                    <a:prstGeom prst="rect">
+                      <a:avLst/>
+                    </a:prstGeom>
+                    <a:noFill/>
+                    <a:ln w="9525">
+                      <a:noFill/>
+                      <a:headEnd/>
+                      <a:tailEnd/>
+                    </a:ln>
+                  </pic:spPr>
+                </pic:pic>
+              </a:graphicData>
+            </a:graphic>
+          </wp:inline>
+        </w:drawing>
+      </w:r>
+    </w:p>
+    <w:p>
+      <w:pPr>
+        <w:pStyle w:val="ImageCaption"/>
+        <w:bidi/>
+      </w:pPr>
+      <w:r>
+        <w:rPr>
+          <w:rFonts w:ascii="Times New Roman" w:hAnsi="Times New Roman" w:cs="B Lotus"/>
+          <w:b/>
+          <w:bCs/>
+          <w:rtl/>
+          <w:lang w:val="fa"/>
+        </w:rPr>
+        <w:t xml:space="preserve">شکلِ ۸.</w:t>
+      </w:r>
+      <w:r>
+        <w:rPr>
+          <w:rFonts w:ascii="Times New Roman" w:hAnsi="Times New Roman" w:cs="B Lotus"/>
+          <w:rtl/>
+          <w:lang w:val="fa"/>
+        </w:rPr>
+        <w:t xml:space="preserve"> </w:t>
+      </w:r>
+      <w:r>
+        <w:rPr>
+          <w:rFonts w:ascii="Times New Roman" w:hAnsi="Times New Roman" w:cs="B Lotus"/>
+          <w:rtl/>
+          <w:lang w:val="fa"/>
+        </w:rPr>
+        <w:t xml:space="preserve">عملیاتی‌سازیِ قرآنیِ استعاره‌ی</w:t>
+      </w:r>
+      <w:r>
+        <w:rPr>
+          <w:rFonts w:ascii="Times New Roman" w:hAnsi="Times New Roman" w:cs="B Lotus"/>
+          <w:rtl/>
+          <w:lang w:val="fa"/>
+        </w:rPr>
+        <w:t xml:space="preserve"> </w:t>
+      </w:r>
+      <w:r>
+        <w:rPr>
+          <w:rFonts w:ascii="Times New Roman" w:hAnsi="Times New Roman" w:cs="B Lotus"/>
+          <w:i/>
+          <w:iCs/>
+          <w:rtl/>
+          <w:lang w:val="fa"/>
+        </w:rPr>
+        <w:t xml:space="preserve">خشم به‌مثابه‌ی ظرفِ تحتِ فشار</w:t>
+      </w:r>
+      <w:r>
+        <w:rPr>
+          <w:rFonts w:ascii="Times New Roman" w:hAnsi="Times New Roman" w:cs="B Lotus"/>
+          <w:rtl/>
+          <w:lang w:val="fa"/>
+        </w:rPr>
+        <w:t xml:space="preserve"> </w:t>
+      </w:r>
+      <w:r>
+        <w:rPr>
+          <w:rFonts w:ascii="Times New Roman" w:hAnsi="Times New Roman" w:cs="B Lotus"/>
+          <w:rtl/>
+          <w:lang w:val="fa"/>
+        </w:rPr>
+        <w:t xml:space="preserve">در مثلثِ غضب ← غیظ+کَظم ← تَمَیُّز (تفصیل در بندِ ۵-۵).</w:t>
+      </w:r>
+    </w:p>
+    <w:p>
+      <w:pPr>
+        <w:pStyle w:val="CaptionedFigure"/>
+        <w:bidi/>
+      </w:pPr>
+      <w:r>
+        <w:rPr>
+          <w:rFonts w:ascii="Times New Roman" w:hAnsi="Times New Roman" w:cs="B Lotus"/>
+        </w:rPr>
+        <w:drawing>
+          <wp:inline>
+            <wp:extent cx="3292602" cy="2079210"/>
+            <wp:effectExtent b="0" l="0" r="0" t="0"/>
+            <wp:docPr descr="شکلِ ۹. شبکه‌ی هم‌رخدادگیریِ آیه‌ایِ ۱۴ ریشه. وزنِ یال = شمارِ آیاتِ مشترک. قوی‌ترین یال: حُزن—ضِیق (۳). بَغی به‌عنوانِ گرهِ میانجی، خشم را به ارزیابیِ اخلاقیِ گسترده‌تر پیوند می‌دهد (نک. بندِ ۵-۶-۱)." title="" id="34" name="Picture"/>
+            <a:graphic>
+              <a:graphicData uri="http://schemas.openxmlformats.org/drawingml/2006/picture">
+                <pic:pic>
+                  <pic:nvPicPr>
+                    <pic:cNvPr descr="fig4_cooccurrence.png" id="35" name="Picture"/>
+                    <pic:cNvPicPr>
+                      <a:picLocks noChangeArrowheads="1" noChangeAspect="1"/>
+                    </pic:cNvPicPr>
+                  </pic:nvPicPr>
+                  <pic:blipFill>
+                    <a:blip r:embed="rId33"/>
                     <a:stretch>
                       <a:fillRect/>
                     </a:stretch>
@@ -378,8 +1069,121 @@
         <w:t xml:space="preserve">شبکه‌ی هم‌رخدادگیریِ آیه‌ایِ ۱۴ ریشه. وزنِ یال = شمارِ آیاتِ مشترک. قوی‌ترین یال: حُزن—ضِیق (۳). بَغی به‌عنوانِ گرهِ میانجی، خشم را به ارزیابیِ اخلاقیِ گسترده‌تر پیوند می‌دهد (نک. بندِ ۵-۶-۱).</w:t>
       </w:r>
     </w:p>
-    <w:bookmarkEnd w:id="21"/>
-    <w:bookmarkEnd w:id="22"/>
+    <w:p>
+      <w:pPr>
+        <w:pStyle w:val="CaptionedFigure"/>
+        <w:bidi/>
+      </w:pPr>
+      <w:r>
+        <w:rPr>
+          <w:rFonts w:ascii="Times New Roman" w:hAnsi="Times New Roman" w:cs="B Lotus"/>
+        </w:rPr>
+        <w:drawing>
+          <wp:inline>
+            <wp:extent cx="3292602" cy="1804833"/>
+            <wp:effectExtent b="0" l="0" r="0" t="0"/>
+            <wp:docPr descr="شکلِ ۱۰. علّیتِ دوسویه در مرحله‌ی ۶ بر پایه‌ی ممیّزیِ تفسیر-بنیادِ ۱۴۵ بسامد (راستی‌آزماییِ کدگذرِ دوم بر نمونه‌ای ۲۰‌درصدی، \kappa = 0.79). تفصیلِ روش‌شناختی در بندِ ۴-۵ و ۵-۶-۴." title="" id="37" name="Picture"/>
+            <a:graphic>
+              <a:graphicData uri="http://schemas.openxmlformats.org/drawingml/2006/picture">
+                <pic:pic>
+                  <pic:nvPicPr>
+                    <pic:cNvPr descr="fig9_bidirectional.png" id="38" name="Picture"/>
+                    <pic:cNvPicPr>
+                      <a:picLocks noChangeArrowheads="1" noChangeAspect="1"/>
+                    </pic:cNvPicPr>
+                  </pic:nvPicPr>
+                  <pic:blipFill>
+                    <a:blip r:embed="rId36"/>
+                    <a:stretch>
+                      <a:fillRect/>
+                    </a:stretch>
+                  </pic:blipFill>
+                  <pic:spPr bwMode="auto">
+                    <a:xfrm>
+                      <a:off x="0" y="0"/>
+                      <a:ext cx="3292602" cy="1804833"/>
+                    </a:xfrm>
+                    <a:prstGeom prst="rect">
+                      <a:avLst/>
+                    </a:prstGeom>
+                    <a:noFill/>
+                    <a:ln w="9525">
+                      <a:noFill/>
+                      <a:headEnd/>
+                      <a:tailEnd/>
+                    </a:ln>
+                  </pic:spPr>
+                </pic:pic>
+              </a:graphicData>
+            </a:graphic>
+          </wp:inline>
+        </w:drawing>
+      </w:r>
+    </w:p>
+    <w:p>
+      <w:pPr>
+        <w:pStyle w:val="ImageCaption"/>
+        <w:bidi/>
+      </w:pPr>
+      <w:r>
+        <w:rPr>
+          <w:rFonts w:ascii="Times New Roman" w:hAnsi="Times New Roman" w:cs="B Lotus"/>
+          <w:b/>
+          <w:bCs/>
+          <w:rtl/>
+          <w:lang w:val="fa"/>
+        </w:rPr>
+        <w:t xml:space="preserve">شکلِ ۱۰.</w:t>
+      </w:r>
+      <w:r>
+        <w:rPr>
+          <w:rFonts w:ascii="Times New Roman" w:hAnsi="Times New Roman" w:cs="B Lotus"/>
+          <w:rtl/>
+          <w:lang w:val="fa"/>
+        </w:rPr>
+        <w:t xml:space="preserve"> </w:t>
+      </w:r>
+      <w:r>
+        <w:rPr>
+          <w:rFonts w:ascii="Times New Roman" w:hAnsi="Times New Roman" w:cs="B Lotus"/>
+          <w:rtl/>
+          <w:lang w:val="fa"/>
+        </w:rPr>
+        <w:t xml:space="preserve">علّیتِ دوسویه در مرحله‌ی ۶ بر پایه‌ی ممیّزیِ تفسیر-بنیادِ ۱۴۵ بسامد (راستی‌آزماییِ کدگذرِ دوم بر نمونه‌ای ۲۰‌درصدی،</w:t>
+      </w:r>
+      <w:r>
+        <w:rPr>
+          <w:rFonts w:ascii="Times New Roman" w:hAnsi="Times New Roman" w:cs="B Lotus"/>
+          <w:rtl/>
+          <w:lang w:val="fa"/>
+        </w:rPr>
+        <w:t xml:space="preserve"> </w:t>
+      </w:r>
+      <m:oMath>
+        <m:r>
+          <m:t>κ</m:t>
+        </m:r>
+        <m:r>
+          <m:rPr>
+            <m:sty m:val="p"/>
+          </m:rPr>
+          <m:t>=</m:t>
+        </m:r>
+        <m:r>
+          <m:t>0.79</m:t>
+        </m:r>
+      </m:oMath>
+      <w:r>
+        <w:rPr>
+          <w:rFonts w:ascii="Times New Roman" w:hAnsi="Times New Roman" w:cs="B Lotus"/>
+          <w:rtl/>
+          <w:lang w:val="fa"/>
+        </w:rPr>
+        <w:t xml:space="preserve">). تفصیلِ روش‌شناختی در بندِ ۴-۵ و ۵-۶-۴.</w:t>
+      </w:r>
+    </w:p>
+    <w:bookmarkEnd w:id="39"/>
+    <w:bookmarkEnd w:id="40"/>
     <w:sectPr>
       <w:pgSz w:h="16838" w:w="11906"/>
       <w:pgMar w:bottom="1474" w:left="1474" w:right="1474" w:top="1474"/>
